--- a/docs/prd-docx-v2/用户端App/商城首页.docx
+++ b/docs/prd-docx-v2/用户端App/商城首页.docx
@@ -1586,7 +1586,7 @@
                 <w:rFonts w:ascii="宋体" w:hAnsi="宋体" w:eastAsia="宋体"/>
                 <w:sz w:val="21"/>
               </w:rPr>
-              <w:t>`products`</w:t>
+              <w:t>业务数据</w:t>
             </w:r>
           </w:p>
         </w:tc>
@@ -1600,7 +1600,7 @@
                 <w:rFonts w:ascii="宋体" w:hAnsi="宋体" w:eastAsia="宋体"/>
                 <w:sz w:val="21"/>
               </w:rPr>
-              <w:t>`mock-data.js`</w:t>
+              <w:t>原型数据</w:t>
             </w:r>
           </w:p>
         </w:tc>
@@ -1630,7 +1630,7 @@
                 <w:rFonts w:ascii="宋体" w:hAnsi="宋体" w:eastAsia="宋体"/>
                 <w:sz w:val="21"/>
               </w:rPr>
-              <w:t>`window.MockData.brands`</w:t>
+              <w:t>业务数据</w:t>
             </w:r>
           </w:p>
         </w:tc>
@@ -1644,7 +1644,7 @@
                 <w:rFonts w:ascii="宋体" w:hAnsi="宋体" w:eastAsia="宋体"/>
                 <w:sz w:val="21"/>
               </w:rPr>
-              <w:t>`mock-data.js`</w:t>
+              <w:t>原型数据</w:t>
             </w:r>
           </w:p>
         </w:tc>
@@ -1674,7 +1674,7 @@
                 <w:rFonts w:ascii="宋体" w:hAnsi="宋体" w:eastAsia="宋体"/>
                 <w:sz w:val="21"/>
               </w:rPr>
-              <w:t>`vehicles`</w:t>
+              <w:t>业务数据</w:t>
             </w:r>
           </w:p>
         </w:tc>
@@ -1688,7 +1688,7 @@
                 <w:rFonts w:ascii="宋体" w:hAnsi="宋体" w:eastAsia="宋体"/>
                 <w:sz w:val="21"/>
               </w:rPr>
-              <w:t>`mock-data.js`</w:t>
+              <w:t>原型数据</w:t>
             </w:r>
           </w:p>
         </w:tc>
@@ -1718,7 +1718,7 @@
                 <w:rFonts w:ascii="宋体" w:hAnsi="宋体" w:eastAsia="宋体"/>
                 <w:sz w:val="21"/>
               </w:rPr>
-              <w:t>`window.MockData.mallRecommendations`</w:t>
+              <w:t>`系统数据.mallRecommendations`</w:t>
             </w:r>
           </w:p>
         </w:tc>
@@ -1732,7 +1732,7 @@
                 <w:rFonts w:ascii="宋体" w:hAnsi="宋体" w:eastAsia="宋体"/>
                 <w:sz w:val="21"/>
               </w:rPr>
-              <w:t>`mock-data.js` / `localStorage`</w:t>
+              <w:t>`原型数据` / `浏览器本地缓存`</w:t>
             </w:r>
           </w:p>
         </w:tc>
@@ -1762,7 +1762,7 @@
                 <w:rFonts w:ascii="宋体" w:hAnsi="宋体" w:eastAsia="宋体"/>
                 <w:sz w:val="21"/>
               </w:rPr>
-              <w:t>`mockUserCart`（`localStorage`）</w:t>
+              <w:t>`mockUserCart`（`浏览器本地缓存`）</w:t>
             </w:r>
           </w:p>
         </w:tc>
@@ -1776,7 +1776,7 @@
                 <w:rFonts w:ascii="宋体" w:hAnsi="宋体" w:eastAsia="宋体"/>
                 <w:sz w:val="21"/>
               </w:rPr>
-              <w:t>`mobile-app.js`</w:t>
+              <w:t>页面逻辑</w:t>
             </w:r>
           </w:p>
         </w:tc>
@@ -1806,7 +1806,7 @@
                 <w:rFonts w:ascii="宋体" w:hAnsi="宋体" w:eastAsia="宋体"/>
                 <w:sz w:val="21"/>
               </w:rPr>
-              <w:t>`mockUserCollections`（`localStorage`）</w:t>
+              <w:t>`mockUserCollections`（`浏览器本地缓存`）</w:t>
             </w:r>
           </w:p>
         </w:tc>
@@ -1820,7 +1820,7 @@
                 <w:rFonts w:ascii="宋体" w:hAnsi="宋体" w:eastAsia="宋体"/>
                 <w:sz w:val="21"/>
               </w:rPr>
-              <w:t>`mobile-app.js`</w:t>
+              <w:t>页面逻辑</w:t>
             </w:r>
           </w:p>
         </w:tc>
@@ -1864,7 +1864,7 @@
                 <w:rFonts w:ascii="宋体" w:hAnsi="宋体" w:eastAsia="宋体"/>
                 <w:sz w:val="21"/>
               </w:rPr>
-              <w:t>`mobile-app.js`</w:t>
+              <w:t>页面逻辑</w:t>
             </w:r>
           </w:p>
         </w:tc>
@@ -1958,7 +1958,7 @@
           <w:rFonts w:ascii="宋体" w:hAnsi="宋体" w:eastAsia="宋体"/>
           <w:sz w:val="21"/>
         </w:rPr>
-        <w:t>- 页面顶部展示「签约品牌」区块，标题右侧显示品牌总数（如「9+ 全球改装品牌」）。 - 品牌以横向可滚动列表展示，每项包含品牌 Logo（`data-brand` 属性渲染）与品牌名称。 - 品牌数据来源于 `window.MockData.brands` 并补充部分常见改装品牌（KW、HKS、RECARO）。 - 品牌列表首尾衔接重复滚动，增强视觉连续感。</w:t>
+        <w:t>- 页面顶部展示「签约品牌」区块，标题右侧显示品牌总数（如「9+ 全球改装品牌」）。 - 品牌以横向可滚动列表展示，每项包含品牌 Logo（`交互属性` 属性渲染）与品牌名称。 - 品牌数据来源于 `系统数据.brands` 并补充部分常见改装品牌（KW、HKS、RECARO）。 - 品牌列表首尾衔接重复滚动，增强视觉连续感。</w:t>
       </w:r>
     </w:p>
     <w:p>
@@ -2077,7 +2077,7 @@
           <w:rFonts w:ascii="宋体" w:hAnsi="宋体" w:eastAsia="宋体"/>
           <w:sz w:val="21"/>
         </w:rPr>
-        <w:t>- 品牌展示下方提供分类 Tab 栏：「推荐」「车衣」「轮毂」「排气」「制动」「动力」。 - 当前激活分类有视觉高亮。 - 分类切换通过 `data-user-action="user-mall-category"` 触发，更新 `state.userMallPage`。 - 「推荐」展示全部类目商品，其他分类按 `item.category` 过滤。</w:t>
+        <w:t>- 品牌展示下方提供分类 Tab 栏：「推荐」「车衣」「轮毂」「排气」「制动」「动力」。 - 当前激活分类有视觉高亮。 - 分类切换通过 `data-user-action="user-mall-category"` 触发，更新 `页面状态`。 - 「推荐」展示全部类目商品，其他分类按 `item.category` 过滤。</w:t>
       </w:r>
     </w:p>
     <w:p>
@@ -2098,7 +2098,7 @@
           <w:rFonts w:ascii="宋体" w:hAnsi="宋体" w:eastAsia="宋体"/>
           <w:sz w:val="21"/>
         </w:rPr>
-        <w:t>- 状态 `state.userMallPage` 更新，商品列表重新过滤渲染。</w:t>
+        <w:t>- 状态 `页面状态` 更新，商品列表重新过滤渲染。</w:t>
       </w:r>
     </w:p>
     <w:p>
@@ -2196,7 +2196,7 @@
           <w:rFonts w:ascii="宋体" w:hAnsi="宋体" w:eastAsia="宋体"/>
           <w:sz w:val="21"/>
         </w:rPr>
-        <w:t>- 页面顶部工具栏提供搜索输入框，占位文案为「搜索配件、品牌、车型」。 - 提交搜索后，关键词写入 `state.userMall.keyword`，商品列表按名称、品牌、类目、适配车型、描述进行前端模糊匹配过滤。 - 搜索栏左侧有放大镜图标装饰。</w:t>
+        <w:t>- 页面顶部工具栏提供搜索输入框，占位文案为「搜索配件、品牌、车型」。 - 提交搜索后，关键词写入 `页面状态`，商品列表按名称、品牌、类目、适配车型、描述进行前端模糊匹配过滤。 - 搜索栏左侧有放大镜图标装饰。</w:t>
       </w:r>
     </w:p>
     <w:p>
@@ -2336,7 +2336,7 @@
           <w:rFonts w:ascii="宋体" w:hAnsi="宋体" w:eastAsia="宋体"/>
           <w:sz w:val="21"/>
         </w:rPr>
-        <w:t>- 状态 `state.userMall.brand` / `state.userMall.model` 更新，列表重新过滤。</w:t>
+        <w:t>- 状态 `页面状态` / `页面状态` 更新，列表重新过滤。</w:t>
       </w:r>
     </w:p>
     <w:p>
@@ -2357,7 +2357,7 @@
           <w:rFonts w:ascii="宋体" w:hAnsi="宋体" w:eastAsia="宋体"/>
           <w:sz w:val="21"/>
         </w:rPr>
-        <w:t>- 品牌与车型筛选器通过 `data-user-mall-filter` 绑定 change 事件。  ---</w:t>
+        <w:t>- 品牌与车型筛选器通过 `交互属性` 绑定 change 事件。  ---</w:t>
       </w:r>
     </w:p>
     <w:p>
@@ -2476,7 +2476,7 @@
           <w:rFonts w:ascii="宋体" w:hAnsi="宋体" w:eastAsia="宋体"/>
           <w:sz w:val="21"/>
         </w:rPr>
-        <w:t>- 推荐数据来源于 `window.MockData.mallRecommendations` 或本地存储。  ---</w:t>
+        <w:t>- 推荐数据来源于 `系统数据.mallRecommendations` 或本地存储。  ---</w:t>
       </w:r>
     </w:p>
     <w:p>
@@ -2574,7 +2574,7 @@
           <w:rFonts w:ascii="宋体" w:hAnsi="宋体" w:eastAsia="宋体"/>
           <w:sz w:val="21"/>
         </w:rPr>
-        <w:t>- 点击「立即下单」跳转至 `user-order-create.html`。 - 点击「加入购物车」写入 `localStorage`（`mockUserCart`）。</w:t>
+        <w:t>- 点击「立即下单」跳转至 `user-order-create.html`。 - 点击「加入购物车」写入 `浏览器本地缓存`（`mockUserCart`）。</w:t>
       </w:r>
     </w:p>
     <w:p>
@@ -2595,7 +2595,7 @@
           <w:rFonts w:ascii="宋体" w:hAnsi="宋体" w:eastAsia="宋体"/>
           <w:sz w:val="21"/>
         </w:rPr>
-        <w:t>- 商品数据来源于 `window.MockData.products`。库存与价格为静态 mock 数据。  ---</w:t>
+        <w:t>- 商品数据来源于 `系统数据.products`。库存与价格为静态 mock 数据。  ---</w:t>
       </w:r>
     </w:p>
     <w:p>
@@ -2714,7 +2714,7 @@
           <w:rFonts w:ascii="宋体" w:hAnsi="宋体" w:eastAsia="宋体"/>
           <w:sz w:val="21"/>
         </w:rPr>
-        <w:t>- 购物车与收藏数据均存储在 `localStorage` 中。  ---</w:t>
+        <w:t>- 购物车与收藏数据均存储在 `浏览器本地缓存` 中。  ---</w:t>
       </w:r>
     </w:p>
     <w:sectPr>
